--- a/reli-kirche-und-staat/word/DS6-Kopiervorlagen-Barmen-2026.docx
+++ b/reli-kirche-und-staat/word/DS6-Kopiervorlagen-Barmen-2026.docx
@@ -1036,7 +1036,7 @@
                 <w:b w:val="0"/>
                 <w:i/>
               </w:rPr>
-              <w:t>„Genau das war 1933 die Mehrheitsmeinung in dieser Kirche. Römer 13, Sie erinnern sich. Und 1934 hat eine Minderheit gesagt: Es gibt eine Grenze. Wo verläuft die Ihrer Meinung nach?“</w:t>
+              <w:t>„Genau das war 1933 die Mehrheitsmeinung in dieser Kirche. Römer 13, ihr erinnert euch. Und 1934 hat eine Minderheit gesagt: Es gibt eine Grenze. Wo verläuft die eurer Meinung nach?“</w:t>
             </w:r>
             <w:r>
               <w:rPr>
@@ -1226,7 +1226,7 @@
                 <w:b w:val="0"/>
                 <w:i w:val="0"/>
               </w:rPr>
-              <w:t>Die dritte Meldung ist rechtlich in Bewegung. Prüfen Sie den Stand vor jedem Einsatz und tragen Sie das Datum ein. Das ist kein bürokratischer Zusatz, sondern Teil der Stunde: Die Klasse soll sehen, wie man mit einem laufenden Verfahren korrekt umgeht — nämlich indem man sagt, was entschieden ist, was offen ist und wann man zuletzt nachgesehen hat.</w:t>
+              <w:t>Die dritte Meldung ist rechtlich in Bewegung. Prüf den Stand vor jedem Einsatz und trag das Datum ein. Das ist kein bürokratischer Zusatz, sondern Teil der Stunde: Die Klasse soll sehen, wie man mit einem laufenden Verfahren korrekt umgeht — nämlich indem man sagt, was entschieden ist, was offen ist und wann man zuletzt nachgesehen hat.</w:t>
             </w:r>
           </w:p>
         </w:tc>
@@ -2449,7 +2449,7 @@
                 <w:b w:val="0"/>
                 <w:i w:val="0"/>
               </w:rPr>
-              <w:t>Setzen Sie hier vor der Stunde eine aktuelle, belegte Zahl ein oder lassen Sie die Gruppe sie selbst suchen. Beides funktioniert; die zweite Variante ist ehrlicher, dauert aber länger.</w:t>
+              <w:t>Setz hier vor der Stunde eine aktuelle, belegte Zahl ein oder lass die Gruppe sie selbst suchen. Beides funktioniert; die zweite Variante ist ehrlicher, dauert aber länger.</w:t>
             </w:r>
           </w:p>
         </w:tc>
@@ -4945,7 +4945,7 @@
                 <w:b w:val="0"/>
                 <w:i w:val="0"/>
               </w:rPr>
-              <w:t>„Das haben Sie vor drei Wochen aufgeschrieben. Es war Ihre Antwort auf die Frage, was Menschen 1934 geholfen hat zu widersprechen. Lesen Sie es noch einmal — und lesen Sie es diesmal nicht als Geschichte, sondern als Gebrauchsanweisung. Da steht: früh anfangen. Nicht allein sein. Vorher geübt haben. Genau das haben Sie heute getan.“</w:t>
+              <w:t>„Das habt ihr vor drei Wochen aufgeschrieben. Es war eure Antwort auf die Frage, was Menschen 1934 geholfen hat zu widersprechen. Lest es noch einmal — und lest es diesmal nicht als Geschichte, sondern als Gebrauchsanweisung. Da steht: früh anfangen. Nicht allein sein. Vorher geübt haben. Genau das habt ihr heute getan.“</w:t>
             </w:r>
           </w:p>
           <w:p>
@@ -4957,7 +4957,7 @@
                 <w:b w:val="0"/>
                 <w:i w:val="0"/>
               </w:rPr>
-              <w:t>„Und zum Schluss: Kleben Sie bitte noch einmal auf das Plakat von heute Morgen. Dieselbe Frage, zweiter Klebepunkt, andere Farbe. Ich sage Ihnen nicht, wo Sie kleben sollen. Ich möchte nur, dass Sie sehen, ob dieser Vormittag etwas verschoben hat.“</w:t>
+              <w:t>„Und zum Schluss: Klebt bitte noch einmal auf das Plakat von heute Morgen. Dieselbe Frage, zweiter Klebepunkt, andere Farbe. Ich sage euch nicht, wo ihr kleben sollt. Ich möchte nur, dass ihr seht, ob dieser Vormittag etwas verschoben hat.“</w:t>
             </w:r>
           </w:p>
         </w:tc>
@@ -5292,7 +5292,7 @@
           <w:color w:val="6B7280"/>
           <w:sz w:val="40"/>
         </w:rPr>
-        <w:t>KLEBEN SIE EINEN PUNKT AUF DIE LINIE</w:t>
+        <w:t>KLEBT EINEN PUNKT AUF DIE LINIE</w:t>
       </w:r>
     </w:p>
     <w:p>
@@ -5363,7 +5363,7 @@
                 <w:b w:val="0"/>
                 <w:i w:val="0"/>
               </w:rPr>
-              <w:t>Der Vergleich am Ende ist ehrlicher als jede Abfrage, ob es „gefallen hat“. Er zeigt der Klasse — und Ihnen —, ob dieser Vormittag etwas verschoben hat. Und er zeigt es, ohne dass jemand etwas sagen muss.</w:t>
+              <w:t>Der Vergleich am Ende ist ehrlicher als jede Abfrage, ob es „gefallen hat“. Er zeigt der Klasse — und dir —, ob dieser Vormittag etwas verschoben hat. Und er zeigt es, ohne dass jemand etwas sagen muss.</w:t>
             </w:r>
           </w:p>
         </w:tc>
